--- a/assets/downloads-editie-6/editie6_aflevering-03-media-als-rekstrook.docx
+++ b/assets/downloads-editie-6/editie6_aflevering-03-media-als-rekstrook.docx
@@ -55,11 +55,6 @@
       <w:pPr>
         <w:pStyle w:val="BodyText"/>
       </w:pPr>
-    </w:p>
-    <w:p>
-      <w:pPr>
-        <w:pStyle w:val="BodyText"/>
-      </w:pPr>
       <w:r>
         <w:rPr>
           <w:b/>
@@ -95,11 +90,6 @@
         </w:rPr>
         <w:t xml:space="preserve">Hefbomen voor de transitie — een Pareto</w:t>
       </w:r>
-    </w:p>
-    <w:p>
-      <w:pPr>
-        <w:pStyle w:val="BodyText"/>
-      </w:pPr>
     </w:p>
     <w:p>
       <w:pPr>
